--- a/Planung/Pflichtenheft_LoRaGarden.docx
+++ b/Planung/Pflichtenheft_LoRaGarden.docx
@@ -353,19 +353,7 @@
         <w:rPr>
           <w:rFonts w:cs="Arial"/>
         </w:rPr>
-        <w:t>Für die Versuchsbeete sind bereits Sensoren vorhanden. Unser Team sammelt die</w:t>
-      </w:r>
-      <w:r>
-        <w:rPr>
-          <w:rFonts w:cs="Arial"/>
-        </w:rPr>
-        <w:t xml:space="preserve"> übertragenen Messdaten und speichert sie in einer </w:t>
-      </w:r>
-      <w:r>
-        <w:rPr>
-          <w:rFonts w:cs="Arial"/>
-        </w:rPr>
-        <w:t>InfluxDB. Die Daten sollen anschließend über Backend und Web-Frontend ausgewertet und dargestellt werden.</w:t>
+        <w:t>Für die Versuchsbeete sind bereits Sensoren vorhanden. Unser Team sammelt die übertragenen Messdaten und speichert sie in einer InfluxDB. Die Daten sollen anschließend über Backend und Web-Frontend ausgewertet und dargestellt werden.</w:t>
       </w:r>
     </w:p>
     <w:p>
@@ -430,7 +418,7 @@
           </w:tcPr>
           <w:p>
             <w:pPr>
-              <w:spacing w:after="0" w:line="240" w:lineRule="auto"/>
+              <w:spacing w:after="0"/>
               <w:rPr>
                 <w:rFonts w:cs="Arial"/>
               </w:rPr>
@@ -458,7 +446,7 @@
           </w:tcPr>
           <w:p>
             <w:pPr>
-              <w:spacing w:after="0" w:line="240" w:lineRule="auto"/>
+              <w:spacing w:after="0"/>
               <w:rPr>
                 <w:rFonts w:cs="Arial"/>
               </w:rPr>
@@ -492,7 +480,7 @@
           </w:tcPr>
           <w:p>
             <w:pPr>
-              <w:spacing w:after="0" w:line="240" w:lineRule="auto"/>
+              <w:spacing w:after="0"/>
               <w:rPr>
                 <w:rFonts w:cs="Arial"/>
               </w:rPr>
@@ -519,7 +507,7 @@
           </w:tcPr>
           <w:p>
             <w:pPr>
-              <w:spacing w:after="0" w:line="240" w:lineRule="auto"/>
+              <w:spacing w:after="0"/>
               <w:rPr>
                 <w:rFonts w:cs="Arial"/>
               </w:rPr>
@@ -552,7 +540,7 @@
           </w:tcPr>
           <w:p>
             <w:pPr>
-              <w:spacing w:after="0" w:line="240" w:lineRule="auto"/>
+              <w:spacing w:after="0"/>
               <w:rPr>
                 <w:rFonts w:cs="Arial"/>
               </w:rPr>
@@ -579,7 +567,7 @@
           </w:tcPr>
           <w:p>
             <w:pPr>
-              <w:spacing w:after="0" w:line="240" w:lineRule="auto"/>
+              <w:spacing w:after="0"/>
               <w:rPr>
                 <w:rFonts w:cs="Arial"/>
               </w:rPr>
@@ -612,7 +600,7 @@
           </w:tcPr>
           <w:p>
             <w:pPr>
-              <w:spacing w:after="0" w:line="240" w:lineRule="auto"/>
+              <w:spacing w:after="0"/>
               <w:rPr>
                 <w:rFonts w:cs="Arial"/>
               </w:rPr>
@@ -639,7 +627,7 @@
           </w:tcPr>
           <w:p>
             <w:pPr>
-              <w:spacing w:after="0" w:line="240" w:lineRule="auto"/>
+              <w:spacing w:after="0"/>
               <w:rPr>
                 <w:rFonts w:cs="Arial"/>
               </w:rPr>
@@ -672,7 +660,7 @@
           </w:tcPr>
           <w:p>
             <w:pPr>
-              <w:spacing w:after="0" w:line="240" w:lineRule="auto"/>
+              <w:spacing w:after="0"/>
               <w:rPr>
                 <w:rFonts w:cs="Arial"/>
               </w:rPr>
@@ -699,7 +687,7 @@
           </w:tcPr>
           <w:p>
             <w:pPr>
-              <w:spacing w:after="0" w:line="240" w:lineRule="auto"/>
+              <w:spacing w:after="0"/>
               <w:rPr>
                 <w:rFonts w:cs="Arial"/>
               </w:rPr>
@@ -940,13 +928,7 @@
         <w:rPr>
           <w:rFonts w:cs="Arial"/>
         </w:rPr>
-        <w:t>Sensordaten müssen in der</w:t>
-      </w:r>
-      <w:r>
-        <w:rPr>
-          <w:rFonts w:cs="Arial"/>
-        </w:rPr>
-        <w:t xml:space="preserve"> InfluxDB gesammelt und gespeichert werden.</w:t>
+        <w:t>Sensordaten müssen in der InfluxDB gesammelt und gespeichert werden.</w:t>
       </w:r>
     </w:p>
     <w:p>
@@ -1009,7 +991,368 @@
         <w:rPr>
           <w:rFonts w:cs="Arial"/>
         </w:rPr>
-        <w:t>Die Beete Carla, Berta und Ilse müssen miteinander verglichen werden können</w:t>
+        <w:t>Die Beete Carla, Berta und Ilse müssen miteinander verglichen werden können.</w:t>
+      </w:r>
+    </w:p>
+    <w:p>
+      <w:pPr>
+        <w:keepLines/>
+        <w:rPr>
+          <w:rFonts w:cs="Arial"/>
+        </w:rPr>
+      </w:pPr>
+      <w:r>
+        <w:rPr>
+          <w:rFonts w:cs="Arial"/>
+          <w:b/>
+        </w:rPr>
+        <w:t xml:space="preserve">/F50/ </w:t>
+      </w:r>
+      <w:r>
+        <w:rPr>
+          <w:rFonts w:cs="Arial"/>
+        </w:rPr>
+        <w:t>Historische Daten müssen aus der Datenbank geladen und im eigenen Frontend als Diagramm dargestellt werden. Grafana wird dafür nicht eingebettet.</w:t>
+      </w:r>
+    </w:p>
+    <w:p>
+      <w:pPr>
+        <w:keepLines/>
+        <w:rPr>
+          <w:rFonts w:cs="Arial"/>
+        </w:rPr>
+      </w:pPr>
+      <w:r>
+        <w:rPr>
+          <w:rFonts w:cs="Arial"/>
+          <w:b/>
+        </w:rPr>
+        <w:t xml:space="preserve">/F60/ </w:t>
+      </w:r>
+      <w:r>
+        <w:rPr>
+          <w:rFonts w:cs="Arial"/>
+        </w:rPr>
+        <w:t>Eine Landingpage soll das Projekt kurz erklären und zum Dashboard führen.</w:t>
+      </w:r>
+    </w:p>
+    <w:p>
+      <w:pPr>
+        <w:keepLines/>
+        <w:rPr>
+          <w:rFonts w:cs="Arial"/>
+        </w:rPr>
+      </w:pPr>
+      <w:r>
+        <w:rPr>
+          <w:rFonts w:cs="Arial"/>
+          <w:b/>
+        </w:rPr>
+        <w:t xml:space="preserve">/F70/ </w:t>
+      </w:r>
+      <w:r>
+        <w:rPr>
+          <w:rFonts w:cs="Arial"/>
+        </w:rPr>
+        <w:t>Die gespeicherten Daten sollen für spätere ML-Auswertungen genutzt werden können.</w:t>
+      </w:r>
+    </w:p>
+    <w:p>
+      <w:pPr>
+        <w:keepLines/>
+        <w:rPr>
+          <w:rFonts w:cs="Arial"/>
+        </w:rPr>
+      </w:pPr>
+      <w:r>
+        <w:rPr>
+          <w:rFonts w:cs="Arial"/>
+          <w:b/>
+        </w:rPr>
+        <w:t xml:space="preserve">/F80/ </w:t>
+      </w:r>
+      <w:r>
+        <w:rPr>
+          <w:rFonts w:cs="Arial"/>
+        </w:rPr>
+        <w:t>Der ESP32-Sensor-Prototyp soll ausgewählte Sensorwerte erfassen und im Projekt getestet werden.</w:t>
+      </w:r>
+    </w:p>
+    <w:p>
+      <w:pPr>
+        <w:keepLines/>
+        <w:rPr>
+          <w:rFonts w:cs="Arial"/>
+        </w:rPr>
+      </w:pPr>
+      <w:r>
+        <w:rPr>
+          <w:rFonts w:cs="Arial"/>
+          <w:b/>
+        </w:rPr>
+        <w:t xml:space="preserve">/F90/ </w:t>
+      </w:r>
+      <w:r>
+        <w:rPr>
+          <w:rFonts w:cs="Arial"/>
+        </w:rPr>
+        <w:t>Bei nicht erreichbarem Backend oder fehlenden Messwerten muss ein klarer Fehlerzustand angezeigt werden.</w:t>
+      </w:r>
+    </w:p>
+    <w:p>
+      <w:pPr>
+        <w:keepLines/>
+        <w:rPr>
+          <w:rFonts w:cs="Arial"/>
+        </w:rPr>
+      </w:pPr>
+      <w:r>
+        <w:rPr>
+          <w:rFonts w:cs="Arial"/>
+        </w:rPr>
+        <w:t>/</w:t>
+      </w:r>
+      <w:r>
+        <w:rPr>
+          <w:rFonts w:cs="Arial"/>
+          <w:b/>
+          <w:bCs/>
+        </w:rPr>
+        <w:t>F100</w:t>
+      </w:r>
+      <w:r>
+        <w:rPr>
+          <w:rFonts w:cs="Arial"/>
+        </w:rPr>
+        <w:t>/ Das öffentliche Dashboard muss ohne Anmeldung erreichbar sein.</w:t>
+      </w:r>
+    </w:p>
+    <w:p>
+      <w:pPr>
+        <w:keepLines/>
+        <w:rPr>
+          <w:rFonts w:cs="Arial"/>
+        </w:rPr>
+      </w:pPr>
+    </w:p>
+    <w:p>
+      <w:pPr>
+        <w:keepLines/>
+        <w:rPr>
+          <w:rFonts w:cs="Arial"/>
+        </w:rPr>
+      </w:pPr>
+      <w:r>
+        <w:rPr>
+          <w:rFonts w:cs="Arial"/>
+        </w:rPr>
+        <w:t>/</w:t>
+      </w:r>
+      <w:r>
+        <w:rPr>
+          <w:rFonts w:cs="Arial"/>
+          <w:b/>
+          <w:bCs/>
+        </w:rPr>
+        <w:t>F110</w:t>
+      </w:r>
+      <w:r>
+        <w:rPr>
+          <w:rFonts w:cs="Arial"/>
+        </w:rPr>
+        <w:t>/ Für interne Funktionen muss eine Anmeldung mit Benutzername und Passwort möglich sein.</w:t>
+      </w:r>
+    </w:p>
+    <w:p>
+      <w:pPr>
+        <w:keepLines/>
+        <w:rPr>
+          <w:rFonts w:cs="Arial"/>
+        </w:rPr>
+      </w:pPr>
+    </w:p>
+    <w:p>
+      <w:pPr>
+        <w:keepLines/>
+        <w:rPr>
+          <w:rFonts w:cs="Arial"/>
+        </w:rPr>
+      </w:pPr>
+      <w:r>
+        <w:rPr>
+          <w:rFonts w:cs="Arial"/>
+        </w:rPr>
+        <w:t>/</w:t>
+      </w:r>
+      <w:r>
+        <w:rPr>
+          <w:rFonts w:cs="Arial"/>
+          <w:b/>
+          <w:bCs/>
+        </w:rPr>
+        <w:t>F120</w:t>
+      </w:r>
+      <w:r>
+        <w:rPr>
+          <w:rFonts w:cs="Arial"/>
+        </w:rPr>
+        <w:t>/ Nach erfolgreicher Anmeldung muss eine interne Übersichtsseite bereitgestellt werden.</w:t>
+      </w:r>
+    </w:p>
+    <w:p>
+      <w:pPr>
+        <w:keepLines/>
+        <w:rPr>
+          <w:rFonts w:cs="Arial"/>
+        </w:rPr>
+      </w:pPr>
+    </w:p>
+    <w:p>
+      <w:pPr>
+        <w:keepLines/>
+        <w:rPr>
+          <w:rFonts w:cs="Arial"/>
+        </w:rPr>
+      </w:pPr>
+      <w:r>
+        <w:rPr>
+          <w:rFonts w:cs="Arial"/>
+        </w:rPr>
+        <w:t>/</w:t>
+      </w:r>
+      <w:r>
+        <w:rPr>
+          <w:rFonts w:cs="Arial"/>
+          <w:b/>
+          <w:bCs/>
+        </w:rPr>
+        <w:t>F130</w:t>
+      </w:r>
+      <w:r>
+        <w:rPr>
+          <w:rFonts w:cs="Arial"/>
+        </w:rPr>
+        <w:t>/ Der interne Bereich muss den Zugriff auf Dashboard, Grafana und weitere interne Ansichten ermöglichen.</w:t>
+      </w:r>
+    </w:p>
+    <w:p>
+      <w:pPr>
+        <w:keepLines/>
+        <w:rPr>
+          <w:rFonts w:cs="Arial"/>
+        </w:rPr>
+      </w:pPr>
+    </w:p>
+    <w:p>
+      <w:pPr>
+        <w:keepLines/>
+        <w:rPr>
+          <w:rFonts w:cs="Arial"/>
+        </w:rPr>
+      </w:pPr>
+      <w:r>
+        <w:rPr>
+          <w:rFonts w:cs="Arial"/>
+        </w:rPr>
+        <w:t>/</w:t>
+      </w:r>
+      <w:r>
+        <w:rPr>
+          <w:rFonts w:cs="Arial"/>
+          <w:b/>
+          <w:bCs/>
+        </w:rPr>
+        <w:t>F140</w:t>
+      </w:r>
+      <w:r>
+        <w:rPr>
+          <w:rFonts w:cs="Arial"/>
+        </w:rPr>
+        <w:t>/ Nicht angemeldete Benutzer dürfen geschützte interne Seiten nicht aufrufen.</w:t>
+      </w:r>
+    </w:p>
+    <w:p>
+      <w:pPr>
+        <w:keepLines/>
+        <w:rPr>
+          <w:rFonts w:cs="Arial"/>
+        </w:rPr>
+      </w:pPr>
+    </w:p>
+    <w:p>
+      <w:pPr>
+        <w:keepLines/>
+        <w:rPr>
+          <w:rFonts w:cs="Arial"/>
+        </w:rPr>
+      </w:pPr>
+      <w:r>
+        <w:rPr>
+          <w:rFonts w:cs="Arial"/>
+        </w:rPr>
+        <w:t>/</w:t>
+      </w:r>
+      <w:r>
+        <w:rPr>
+          <w:rFonts w:cs="Arial"/>
+          <w:b/>
+          <w:bCs/>
+        </w:rPr>
+        <w:t>F150</w:t>
+      </w:r>
+      <w:r>
+        <w:rPr>
+          <w:rFonts w:cs="Arial"/>
+        </w:rPr>
+        <w:t>/ Benutzer müssen sich wieder abmelden können.</w:t>
+      </w:r>
+    </w:p>
+    <w:p>
+      <w:pPr>
+        <w:keepLines/>
+        <w:rPr>
+          <w:rFonts w:cs="Arial"/>
+        </w:rPr>
+      </w:pPr>
+    </w:p>
+    <w:p>
+      <w:pPr>
+        <w:rPr>
+          <w:b/>
+          <w:bCs/>
+          <w:sz w:val="28"/>
+          <w:szCs w:val="28"/>
+        </w:rPr>
+      </w:pPr>
+      <w:r>
+        <w:rPr>
+          <w:b/>
+          <w:bCs/>
+          <w:sz w:val="28"/>
+          <w:szCs w:val="28"/>
+        </w:rPr>
+        <w:t>5. Nichtfunktionale Anforderungen</w:t>
+      </w:r>
+    </w:p>
+    <w:p>
+      <w:pPr>
+        <w:keepLines/>
+        <w:rPr>
+          <w:rFonts w:cs="Arial"/>
+        </w:rPr>
+      </w:pPr>
+      <w:r>
+        <w:rPr>
+          <w:rFonts w:cs="Arial"/>
+          <w:b/>
+        </w:rPr>
+        <w:t xml:space="preserve">/NFA10/ </w:t>
+      </w:r>
+      <w:r>
+        <w:rPr>
+          <w:rFonts w:cs="Arial"/>
+        </w:rPr>
+        <w:t>Code und Aufbau sollen einfach verständlich und dokumentiert sein</w:t>
       </w:r>
       <w:r>
         <w:rPr>
@@ -1030,13 +1373,19 @@
           <w:rFonts w:cs="Arial"/>
           <w:b/>
         </w:rPr>
-        <w:t xml:space="preserve">/F50/ </w:t>
+        <w:t xml:space="preserve">/NFA20/ </w:t>
       </w:r>
       <w:r>
         <w:rPr>
           <w:rFonts w:cs="Arial"/>
         </w:rPr>
-        <w:t>Historische Daten müssen aus der Datenbank geladen und im eigenen Frontend als Diagramm dargestellt werden. Grafana wird dafür nicht eingebettet.</w:t>
+        <w:t>Die Oberfläche soll übersichtlich bleiben</w:t>
+      </w:r>
+      <w:r>
+        <w:rPr>
+          <w:rFonts w:cs="Arial"/>
+        </w:rPr>
+        <w:t>.</w:t>
       </w:r>
     </w:p>
     <w:p>
@@ -1051,13 +1400,13 @@
           <w:rFonts w:cs="Arial"/>
           <w:b/>
         </w:rPr>
-        <w:t xml:space="preserve">/F60/ </w:t>
+        <w:t xml:space="preserve">/NFT10/ </w:t>
       </w:r>
       <w:r>
         <w:rPr>
           <w:rFonts w:cs="Arial"/>
         </w:rPr>
-        <w:t>Eine Landingpage soll das Projekt kurz erklären und zum Dashboard führen.</w:t>
+        <w:t>Historische Messwerte müssen mit Zeitstempel gespeichert und ausgegeben werden.</w:t>
       </w:r>
     </w:p>
     <w:p>
@@ -1072,13 +1421,14 @@
           <w:rFonts w:cs="Arial"/>
           <w:b/>
         </w:rPr>
-        <w:t xml:space="preserve">/F70/ </w:t>
+        <w:lastRenderedPageBreak/>
+        <w:t xml:space="preserve">/NFT20/ </w:t>
       </w:r>
       <w:r>
         <w:rPr>
           <w:rFonts w:cs="Arial"/>
         </w:rPr>
-        <w:t>Die gespeicherten Daten sollen für spätere ML-Auswertungen genutzt werden können.</w:t>
+        <w:t>Fehlende Messwerte dürfen nicht als Messwert 0 dargestellt werden.</w:t>
       </w:r>
     </w:p>
     <w:p>
@@ -1093,13 +1443,13 @@
           <w:rFonts w:cs="Arial"/>
           <w:b/>
         </w:rPr>
-        <w:t xml:space="preserve">/F80/ </w:t>
+        <w:t xml:space="preserve">/NFT30/ </w:t>
       </w:r>
       <w:r>
         <w:rPr>
           <w:rFonts w:cs="Arial"/>
         </w:rPr>
-        <w:t>Der ESP32-Sensor-Prototyp soll ausgewählte Sensorwerte erfassen und im Projekt getestet werden.</w:t>
+        <w:t>Zugangsdaten und Tokens werden nur serverseitig gespeichert und nicht öffentlich eingecheckt.</w:t>
       </w:r>
     </w:p>
     <w:p>
@@ -1114,14 +1464,78 @@
           <w:rFonts w:cs="Arial"/>
           <w:b/>
         </w:rPr>
-        <w:t xml:space="preserve">/F90/ </w:t>
+        <w:t xml:space="preserve">/NFT40/ </w:t>
       </w:r>
       <w:r>
         <w:rPr>
           <w:rFonts w:cs="Arial"/>
         </w:rPr>
-        <w:t>Bei nicht erreichbarem Backend oder fehlenden Messwerten muss ein klarer Fehlerzustand angezeigt werden.</w:t>
+        <w:t>Das Backend soll in Docker auf dem Hochschulserver betrieben werden können.</w:t>
       </w:r>
+    </w:p>
+    <w:p>
+      <w:pPr>
+        <w:keepLines/>
+        <w:rPr>
+          <w:rFonts w:cs="Arial"/>
+        </w:rPr>
+      </w:pPr>
+    </w:p>
+    <w:p>
+      <w:pPr>
+        <w:keepLines/>
+        <w:rPr>
+          <w:rFonts w:cs="Arial"/>
+        </w:rPr>
+      </w:pPr>
+    </w:p>
+    <w:p>
+      <w:pPr>
+        <w:keepLines/>
+        <w:rPr>
+          <w:rFonts w:cs="Arial"/>
+        </w:rPr>
+      </w:pPr>
+    </w:p>
+    <w:p>
+      <w:pPr>
+        <w:keepLines/>
+        <w:rPr>
+          <w:rFonts w:cs="Arial"/>
+        </w:rPr>
+      </w:pPr>
+    </w:p>
+    <w:p>
+      <w:pPr>
+        <w:keepLines/>
+        <w:rPr>
+          <w:rFonts w:cs="Arial"/>
+        </w:rPr>
+      </w:pPr>
+    </w:p>
+    <w:p>
+      <w:pPr>
+        <w:keepLines/>
+        <w:rPr>
+          <w:rFonts w:cs="Arial"/>
+        </w:rPr>
+      </w:pPr>
+    </w:p>
+    <w:p>
+      <w:pPr>
+        <w:keepLines/>
+        <w:rPr>
+          <w:rFonts w:cs="Arial"/>
+        </w:rPr>
+      </w:pPr>
+    </w:p>
+    <w:p>
+      <w:pPr>
+        <w:keepLines/>
+        <w:rPr>
+          <w:rFonts w:cs="Arial"/>
+        </w:rPr>
+      </w:pPr>
     </w:p>
     <w:p>
       <w:pPr>
@@ -1147,236 +1561,6 @@
           <w:sz w:val="28"/>
           <w:szCs w:val="28"/>
         </w:rPr>
-        <w:t>5. Nichtfunktionale Anforderungen</w:t>
-      </w:r>
-    </w:p>
-    <w:p>
-      <w:pPr>
-        <w:keepLines/>
-        <w:rPr>
-          <w:rFonts w:cs="Arial"/>
-        </w:rPr>
-      </w:pPr>
-      <w:r>
-        <w:rPr>
-          <w:rFonts w:cs="Arial"/>
-          <w:b/>
-        </w:rPr>
-        <w:t xml:space="preserve">/NFA10/ </w:t>
-      </w:r>
-      <w:r>
-        <w:rPr>
-          <w:rFonts w:cs="Arial"/>
-        </w:rPr>
-        <w:t>Code und Aufbau sollen einfach verständlich und dokumentiert sein</w:t>
-      </w:r>
-      <w:r>
-        <w:rPr>
-          <w:rFonts w:cs="Arial"/>
-        </w:rPr>
-        <w:t>.</w:t>
-      </w:r>
-    </w:p>
-    <w:p>
-      <w:pPr>
-        <w:keepLines/>
-        <w:rPr>
-          <w:rFonts w:cs="Arial"/>
-        </w:rPr>
-      </w:pPr>
-      <w:r>
-        <w:rPr>
-          <w:rFonts w:cs="Arial"/>
-          <w:b/>
-        </w:rPr>
-        <w:t xml:space="preserve">/NFA20/ </w:t>
-      </w:r>
-      <w:r>
-        <w:rPr>
-          <w:rFonts w:cs="Arial"/>
-        </w:rPr>
-        <w:t>Die Oberfläche soll übersichtlich bleiben</w:t>
-      </w:r>
-      <w:r>
-        <w:rPr>
-          <w:rFonts w:cs="Arial"/>
-        </w:rPr>
-        <w:t>.</w:t>
-      </w:r>
-    </w:p>
-    <w:p>
-      <w:pPr>
-        <w:keepLines/>
-        <w:rPr>
-          <w:rFonts w:cs="Arial"/>
-        </w:rPr>
-      </w:pPr>
-      <w:r>
-        <w:rPr>
-          <w:rFonts w:cs="Arial"/>
-          <w:b/>
-        </w:rPr>
-        <w:t xml:space="preserve">/NFT10/ </w:t>
-      </w:r>
-      <w:r>
-        <w:rPr>
-          <w:rFonts w:cs="Arial"/>
-        </w:rPr>
-        <w:t>Historische Messwerte müssen mit Zeitstempel gespeichert und ausgegeben werden.</w:t>
-      </w:r>
-    </w:p>
-    <w:p>
-      <w:pPr>
-        <w:keepLines/>
-        <w:rPr>
-          <w:rFonts w:cs="Arial"/>
-        </w:rPr>
-      </w:pPr>
-      <w:r>
-        <w:rPr>
-          <w:rFonts w:cs="Arial"/>
-          <w:b/>
-        </w:rPr>
-        <w:t xml:space="preserve">/NFT20/ </w:t>
-      </w:r>
-      <w:r>
-        <w:rPr>
-          <w:rFonts w:cs="Arial"/>
-        </w:rPr>
-        <w:t>Fehlende Messwerte dürfen nicht als Messwert 0 dargestellt werden.</w:t>
-      </w:r>
-    </w:p>
-    <w:p>
-      <w:pPr>
-        <w:keepLines/>
-        <w:rPr>
-          <w:rFonts w:cs="Arial"/>
-        </w:rPr>
-      </w:pPr>
-      <w:r>
-        <w:rPr>
-          <w:rFonts w:cs="Arial"/>
-          <w:b/>
-        </w:rPr>
-        <w:t xml:space="preserve">/NFT30/ </w:t>
-      </w:r>
-      <w:r>
-        <w:rPr>
-          <w:rFonts w:cs="Arial"/>
-        </w:rPr>
-        <w:t>Zugangsdaten und Tokens werden nur serverseitig gespeichert und nicht öffentlich eingecheckt.</w:t>
-      </w:r>
-    </w:p>
-    <w:p>
-      <w:pPr>
-        <w:keepLines/>
-        <w:rPr>
-          <w:rFonts w:cs="Arial"/>
-        </w:rPr>
-      </w:pPr>
-      <w:r>
-        <w:rPr>
-          <w:rFonts w:cs="Arial"/>
-          <w:b/>
-        </w:rPr>
-        <w:t xml:space="preserve">/NFT40/ </w:t>
-      </w:r>
-      <w:r>
-        <w:rPr>
-          <w:rFonts w:cs="Arial"/>
-        </w:rPr>
-        <w:t>Das Backend soll in Docker auf dem Hochschulserver betrieben werden können.</w:t>
-      </w:r>
-    </w:p>
-    <w:p>
-      <w:pPr>
-        <w:keepLines/>
-        <w:rPr>
-          <w:rFonts w:cs="Arial"/>
-        </w:rPr>
-      </w:pPr>
-    </w:p>
-    <w:p>
-      <w:pPr>
-        <w:keepLines/>
-        <w:rPr>
-          <w:rFonts w:cs="Arial"/>
-        </w:rPr>
-      </w:pPr>
-    </w:p>
-    <w:p>
-      <w:pPr>
-        <w:keepLines/>
-        <w:rPr>
-          <w:rFonts w:cs="Arial"/>
-        </w:rPr>
-      </w:pPr>
-    </w:p>
-    <w:p>
-      <w:pPr>
-        <w:keepLines/>
-        <w:rPr>
-          <w:rFonts w:cs="Arial"/>
-        </w:rPr>
-      </w:pPr>
-    </w:p>
-    <w:p>
-      <w:pPr>
-        <w:keepLines/>
-        <w:rPr>
-          <w:rFonts w:cs="Arial"/>
-        </w:rPr>
-      </w:pPr>
-    </w:p>
-    <w:p>
-      <w:pPr>
-        <w:keepLines/>
-        <w:rPr>
-          <w:rFonts w:cs="Arial"/>
-        </w:rPr>
-      </w:pPr>
-    </w:p>
-    <w:p>
-      <w:pPr>
-        <w:keepLines/>
-        <w:rPr>
-          <w:rFonts w:cs="Arial"/>
-        </w:rPr>
-      </w:pPr>
-    </w:p>
-    <w:p>
-      <w:pPr>
-        <w:keepLines/>
-        <w:rPr>
-          <w:rFonts w:cs="Arial"/>
-        </w:rPr>
-      </w:pPr>
-    </w:p>
-    <w:p>
-      <w:pPr>
-        <w:keepLines/>
-        <w:rPr>
-          <w:rFonts w:cs="Arial"/>
-        </w:rPr>
-      </w:pPr>
-    </w:p>
-    <w:p>
-      <w:pPr>
-        <w:rPr>
-          <w:b/>
-          <w:bCs/>
-          <w:sz w:val="28"/>
-          <w:szCs w:val="28"/>
-        </w:rPr>
-      </w:pPr>
-      <w:r>
-        <w:rPr>
-          <w:b/>
-          <w:bCs/>
-          <w:sz w:val="28"/>
-          <w:szCs w:val="28"/>
-        </w:rPr>
-        <w:lastRenderedPageBreak/>
         <w:t>6. Rahmenbedingungen</w:t>
       </w:r>
     </w:p>
@@ -1429,7 +1613,7 @@
           </w:tcPr>
           <w:p>
             <w:pPr>
-              <w:spacing w:after="0" w:line="240" w:lineRule="auto"/>
+              <w:spacing w:after="0"/>
               <w:rPr>
                 <w:rFonts w:cs="Arial"/>
               </w:rPr>
@@ -1457,7 +1641,7 @@
           </w:tcPr>
           <w:p>
             <w:pPr>
-              <w:spacing w:after="0" w:line="240" w:lineRule="auto"/>
+              <w:spacing w:after="0"/>
               <w:rPr>
                 <w:rFonts w:cs="Arial"/>
               </w:rPr>
@@ -1491,7 +1675,7 @@
           </w:tcPr>
           <w:p>
             <w:pPr>
-              <w:spacing w:after="0" w:line="240" w:lineRule="auto"/>
+              <w:spacing w:after="0"/>
               <w:rPr>
                 <w:rFonts w:cs="Arial"/>
               </w:rPr>
@@ -1518,7 +1702,7 @@
           </w:tcPr>
           <w:p>
             <w:pPr>
-              <w:spacing w:after="0" w:line="240" w:lineRule="auto"/>
+              <w:spacing w:after="0"/>
               <w:rPr>
                 <w:rFonts w:cs="Arial"/>
               </w:rPr>
@@ -1551,7 +1735,7 @@
           </w:tcPr>
           <w:p>
             <w:pPr>
-              <w:spacing w:after="0" w:line="240" w:lineRule="auto"/>
+              <w:spacing w:after="0"/>
               <w:rPr>
                 <w:rFonts w:cs="Arial"/>
               </w:rPr>
@@ -1578,7 +1762,7 @@
           </w:tcPr>
           <w:p>
             <w:pPr>
-              <w:spacing w:after="0" w:line="240" w:lineRule="auto"/>
+              <w:spacing w:after="0"/>
               <w:rPr>
                 <w:rFonts w:cs="Arial"/>
               </w:rPr>
@@ -1611,7 +1795,7 @@
           </w:tcPr>
           <w:p>
             <w:pPr>
-              <w:spacing w:after="0" w:line="240" w:lineRule="auto"/>
+              <w:spacing w:after="0"/>
               <w:rPr>
                 <w:rFonts w:cs="Arial"/>
               </w:rPr>
@@ -1638,7 +1822,7 @@
           </w:tcPr>
           <w:p>
             <w:pPr>
-              <w:spacing w:after="0" w:line="240" w:lineRule="auto"/>
+              <w:spacing w:after="0"/>
               <w:rPr>
                 <w:rFonts w:cs="Arial"/>
               </w:rPr>
@@ -1671,7 +1855,7 @@
           </w:tcPr>
           <w:p>
             <w:pPr>
-              <w:spacing w:after="0" w:line="240" w:lineRule="auto"/>
+              <w:spacing w:after="0"/>
               <w:rPr>
                 <w:rFonts w:cs="Arial"/>
               </w:rPr>
@@ -1698,7 +1882,7 @@
           </w:tcPr>
           <w:p>
             <w:pPr>
-              <w:spacing w:after="0" w:line="240" w:lineRule="auto"/>
+              <w:spacing w:after="0"/>
               <w:rPr>
                 <w:rFonts w:cs="Arial"/>
               </w:rPr>
@@ -1731,7 +1915,7 @@
           </w:tcPr>
           <w:p>
             <w:pPr>
-              <w:spacing w:after="0" w:line="240" w:lineRule="auto"/>
+              <w:spacing w:after="0"/>
               <w:rPr>
                 <w:rFonts w:cs="Arial"/>
               </w:rPr>
@@ -1758,7 +1942,7 @@
           </w:tcPr>
           <w:p>
             <w:pPr>
-              <w:spacing w:after="0" w:line="240" w:lineRule="auto"/>
+              <w:spacing w:after="0"/>
               <w:rPr>
                 <w:rFonts w:cs="Arial"/>
               </w:rPr>
@@ -1791,7 +1975,7 @@
           </w:tcPr>
           <w:p>
             <w:pPr>
-              <w:spacing w:after="0" w:line="240" w:lineRule="auto"/>
+              <w:spacing w:after="0"/>
               <w:rPr>
                 <w:rFonts w:cs="Arial"/>
               </w:rPr>
@@ -1818,7 +2002,7 @@
           </w:tcPr>
           <w:p>
             <w:pPr>
-              <w:spacing w:after="0" w:line="240" w:lineRule="auto"/>
+              <w:spacing w:after="0"/>
               <w:rPr>
                 <w:rFonts w:cs="Arial"/>
               </w:rPr>
@@ -1851,7 +2035,7 @@
           </w:tcPr>
           <w:p>
             <w:pPr>
-              <w:spacing w:after="0" w:line="240" w:lineRule="auto"/>
+              <w:spacing w:after="0"/>
               <w:rPr>
                 <w:rFonts w:cs="Arial"/>
               </w:rPr>
@@ -1878,7 +2062,7 @@
           </w:tcPr>
           <w:p>
             <w:pPr>
-              <w:spacing w:after="0" w:line="240" w:lineRule="auto"/>
+              <w:spacing w:after="0"/>
               <w:rPr>
                 <w:rFonts w:cs="Arial"/>
               </w:rPr>
@@ -1944,7 +2128,7 @@
           </w:tcPr>
           <w:p>
             <w:pPr>
-              <w:spacing w:after="0" w:line="240" w:lineRule="auto"/>
+              <w:spacing w:after="0"/>
               <w:rPr>
                 <w:rFonts w:cs="Arial"/>
               </w:rPr>
@@ -1972,7 +2156,7 @@
           </w:tcPr>
           <w:p>
             <w:pPr>
-              <w:spacing w:after="0" w:line="240" w:lineRule="auto"/>
+              <w:spacing w:after="0"/>
               <w:rPr>
                 <w:rFonts w:cs="Arial"/>
               </w:rPr>
@@ -2000,7 +2184,7 @@
           </w:tcPr>
           <w:p>
             <w:pPr>
-              <w:spacing w:after="0" w:line="240" w:lineRule="auto"/>
+              <w:spacing w:after="0"/>
               <w:rPr>
                 <w:rFonts w:cs="Arial"/>
               </w:rPr>
@@ -2034,7 +2218,7 @@
           </w:tcPr>
           <w:p>
             <w:pPr>
-              <w:spacing w:after="0" w:line="240" w:lineRule="auto"/>
+              <w:spacing w:after="0"/>
               <w:rPr>
                 <w:rFonts w:cs="Arial"/>
               </w:rPr>
@@ -2061,7 +2245,7 @@
           </w:tcPr>
           <w:p>
             <w:pPr>
-              <w:spacing w:after="0" w:line="240" w:lineRule="auto"/>
+              <w:spacing w:after="0"/>
               <w:rPr>
                 <w:rFonts w:cs="Arial"/>
               </w:rPr>
@@ -2088,7 +2272,7 @@
           </w:tcPr>
           <w:p>
             <w:pPr>
-              <w:spacing w:after="0" w:line="240" w:lineRule="auto"/>
+              <w:spacing w:after="0"/>
               <w:rPr>
                 <w:rFonts w:cs="Arial"/>
               </w:rPr>
@@ -2121,7 +2305,7 @@
           </w:tcPr>
           <w:p>
             <w:pPr>
-              <w:spacing w:after="0" w:line="240" w:lineRule="auto"/>
+              <w:spacing w:after="0"/>
               <w:rPr>
                 <w:rFonts w:cs="Arial"/>
               </w:rPr>
@@ -2148,7 +2332,7 @@
           </w:tcPr>
           <w:p>
             <w:pPr>
-              <w:spacing w:after="0" w:line="240" w:lineRule="auto"/>
+              <w:spacing w:after="0"/>
               <w:rPr>
                 <w:rFonts w:cs="Arial"/>
               </w:rPr>
@@ -2175,7 +2359,7 @@
           </w:tcPr>
           <w:p>
             <w:pPr>
-              <w:spacing w:after="0" w:line="240" w:lineRule="auto"/>
+              <w:spacing w:after="0"/>
               <w:rPr>
                 <w:rFonts w:cs="Arial"/>
               </w:rPr>
@@ -2208,7 +2392,7 @@
           </w:tcPr>
           <w:p>
             <w:pPr>
-              <w:spacing w:after="0" w:line="240" w:lineRule="auto"/>
+              <w:spacing w:after="0"/>
               <w:rPr>
                 <w:rFonts w:cs="Arial"/>
               </w:rPr>
@@ -2235,7 +2419,7 @@
           </w:tcPr>
           <w:p>
             <w:pPr>
-              <w:spacing w:after="0" w:line="240" w:lineRule="auto"/>
+              <w:spacing w:after="0"/>
               <w:rPr>
                 <w:rFonts w:cs="Arial"/>
               </w:rPr>
@@ -2262,7 +2446,7 @@
           </w:tcPr>
           <w:p>
             <w:pPr>
-              <w:spacing w:after="0" w:line="240" w:lineRule="auto"/>
+              <w:spacing w:after="0"/>
               <w:rPr>
                 <w:rFonts w:cs="Arial"/>
               </w:rPr>
@@ -2329,6 +2513,7 @@
           <w:rFonts w:cs="Arial"/>
           <w:b/>
         </w:rPr>
+        <w:lastRenderedPageBreak/>
         <w:t xml:space="preserve">/P10/ </w:t>
       </w:r>
       <w:r>
@@ -2534,7 +2719,6 @@
           <w:sz w:val="28"/>
           <w:szCs w:val="28"/>
         </w:rPr>
-        <w:lastRenderedPageBreak/>
         <w:t>7. Anhang</w:t>
       </w:r>
     </w:p>

--- a/Planung/Pflichtenheft_LoRaGarden.docx
+++ b/Planung/Pflichtenheft_LoRaGarden.docx
@@ -76,6 +76,7 @@
     </w:p>
     <w:p>
       <w:pPr>
+        <w:spacing w:line="240" w:lineRule="auto"/>
         <w:rPr>
           <w:rFonts w:cs="Arial"/>
         </w:rPr>
@@ -83,6 +84,7 @@
     </w:p>
     <w:p>
       <w:pPr>
+        <w:spacing w:line="240" w:lineRule="auto"/>
         <w:rPr>
           <w:rFonts w:cs="Arial"/>
         </w:rPr>
@@ -90,6 +92,7 @@
     </w:p>
     <w:p>
       <w:pPr>
+        <w:spacing w:line="240" w:lineRule="auto"/>
         <w:rPr>
           <w:rFonts w:cs="Arial"/>
         </w:rPr>
@@ -97,6 +100,7 @@
     </w:p>
     <w:p>
       <w:pPr>
+        <w:spacing w:line="240" w:lineRule="auto"/>
         <w:rPr>
           <w:rFonts w:cs="Arial"/>
         </w:rPr>
@@ -104,6 +108,7 @@
     </w:p>
     <w:p>
       <w:pPr>
+        <w:spacing w:line="240" w:lineRule="auto"/>
         <w:rPr>
           <w:rFonts w:cs="Arial"/>
         </w:rPr>
@@ -111,6 +116,7 @@
     </w:p>
     <w:p>
       <w:pPr>
+        <w:spacing w:line="240" w:lineRule="auto"/>
         <w:rPr>
           <w:rFonts w:cs="Arial"/>
         </w:rPr>
@@ -118,6 +124,7 @@
     </w:p>
     <w:p>
       <w:pPr>
+        <w:spacing w:line="240" w:lineRule="auto"/>
         <w:rPr>
           <w:rFonts w:cs="Arial"/>
         </w:rPr>
@@ -125,6 +132,7 @@
     </w:p>
     <w:p>
       <w:pPr>
+        <w:spacing w:line="240" w:lineRule="auto"/>
         <w:rPr>
           <w:rFonts w:cs="Arial"/>
         </w:rPr>
@@ -132,6 +140,7 @@
     </w:p>
     <w:p>
       <w:pPr>
+        <w:spacing w:line="240" w:lineRule="auto"/>
         <w:rPr>
           <w:rFonts w:cs="Arial"/>
         </w:rPr>
@@ -139,6 +148,7 @@
     </w:p>
     <w:p>
       <w:pPr>
+        <w:spacing w:line="240" w:lineRule="auto"/>
         <w:rPr>
           <w:rFonts w:cs="Arial"/>
         </w:rPr>
@@ -146,6 +156,7 @@
     </w:p>
     <w:p>
       <w:pPr>
+        <w:spacing w:line="240" w:lineRule="auto"/>
         <w:rPr>
           <w:rFonts w:cs="Arial"/>
         </w:rPr>
@@ -153,6 +164,7 @@
     </w:p>
     <w:p>
       <w:pPr>
+        <w:spacing w:line="240" w:lineRule="auto"/>
         <w:rPr>
           <w:rFonts w:cs="Arial"/>
         </w:rPr>
@@ -160,6 +172,7 @@
     </w:p>
     <w:p>
       <w:pPr>
+        <w:spacing w:line="240" w:lineRule="auto"/>
         <w:rPr>
           <w:rFonts w:cs="Arial"/>
         </w:rPr>
@@ -167,6 +180,7 @@
     </w:p>
     <w:p>
       <w:pPr>
+        <w:spacing w:line="240" w:lineRule="auto"/>
         <w:rPr>
           <w:rFonts w:cs="Arial"/>
         </w:rPr>
@@ -174,6 +188,7 @@
     </w:p>
     <w:p>
       <w:pPr>
+        <w:spacing w:line="240" w:lineRule="auto"/>
         <w:rPr>
           <w:rFonts w:cs="Arial"/>
         </w:rPr>
@@ -181,6 +196,7 @@
     </w:p>
     <w:p>
       <w:pPr>
+        <w:spacing w:line="240" w:lineRule="auto"/>
         <w:rPr>
           <w:rFonts w:cs="Arial"/>
         </w:rPr>
@@ -188,6 +204,7 @@
     </w:p>
     <w:p>
       <w:pPr>
+        <w:spacing w:line="240" w:lineRule="auto"/>
         <w:rPr>
           <w:rFonts w:cs="Arial"/>
         </w:rPr>
@@ -195,6 +212,7 @@
     </w:p>
     <w:p>
       <w:pPr>
+        <w:spacing w:line="240" w:lineRule="auto"/>
         <w:rPr>
           <w:rFonts w:cs="Arial"/>
         </w:rPr>
@@ -202,6 +220,7 @@
     </w:p>
     <w:p>
       <w:pPr>
+        <w:spacing w:line="240" w:lineRule="auto"/>
         <w:rPr>
           <w:rFonts w:cs="Arial"/>
         </w:rPr>
@@ -209,6 +228,7 @@
     </w:p>
     <w:p>
       <w:pPr>
+        <w:spacing w:line="240" w:lineRule="auto"/>
         <w:rPr>
           <w:rFonts w:cs="Arial"/>
         </w:rPr>
@@ -216,6 +236,7 @@
     </w:p>
     <w:p>
       <w:pPr>
+        <w:spacing w:line="240" w:lineRule="auto"/>
         <w:rPr>
           <w:rFonts w:cs="Arial"/>
         </w:rPr>
@@ -223,7 +244,25 @@
     </w:p>
     <w:p>
       <w:pPr>
-        <w:rPr>
+        <w:spacing w:line="240" w:lineRule="auto"/>
+        <w:rPr>
+          <w:rFonts w:cs="Arial"/>
+        </w:rPr>
+      </w:pPr>
+    </w:p>
+    <w:p>
+      <w:pPr>
+        <w:spacing w:line="240" w:lineRule="auto"/>
+        <w:rPr>
+          <w:rFonts w:cs="Arial"/>
+        </w:rPr>
+      </w:pPr>
+    </w:p>
+    <w:p>
+      <w:pPr>
+        <w:spacing w:line="240" w:lineRule="auto"/>
+        <w:rPr>
+          <w:rFonts w:cs="Arial"/>
           <w:b/>
           <w:bCs/>
           <w:sz w:val="28"/>
@@ -232,6 +271,7 @@
       </w:pPr>
       <w:r>
         <w:rPr>
+          <w:rFonts w:cs="Arial"/>
           <w:b/>
           <w:bCs/>
           <w:sz w:val="28"/>
@@ -243,6 +283,7 @@
     </w:p>
     <w:p>
       <w:pPr>
+        <w:spacing w:line="240" w:lineRule="auto"/>
         <w:rPr>
           <w:rFonts w:cs="Arial"/>
         </w:rPr>
@@ -256,6 +297,7 @@
     </w:p>
     <w:p>
       <w:pPr>
+        <w:spacing w:line="240" w:lineRule="auto"/>
         <w:rPr>
           <w:rFonts w:cs="Arial"/>
         </w:rPr>
@@ -263,7 +305,9 @@
     </w:p>
     <w:p>
       <w:pPr>
-        <w:rPr>
+        <w:spacing w:line="240" w:lineRule="auto"/>
+        <w:rPr>
+          <w:rFonts w:cs="Arial"/>
           <w:b/>
           <w:bCs/>
           <w:sz w:val="28"/>
@@ -272,6 +316,7 @@
       </w:pPr>
       <w:r>
         <w:rPr>
+          <w:rFonts w:cs="Arial"/>
           <w:b/>
           <w:bCs/>
           <w:sz w:val="28"/>
@@ -282,7 +327,9 @@
     </w:p>
     <w:p>
       <w:pPr>
-        <w:rPr>
+        <w:spacing w:line="240" w:lineRule="auto"/>
+        <w:rPr>
+          <w:rFonts w:cs="Arial"/>
           <w:b/>
           <w:bCs/>
           <w:sz w:val="24"/>
@@ -291,6 +338,7 @@
       </w:pPr>
       <w:r>
         <w:rPr>
+          <w:rFonts w:cs="Arial"/>
           <w:b/>
           <w:bCs/>
           <w:sz w:val="24"/>
@@ -301,6 +349,7 @@
     </w:p>
     <w:p>
       <w:pPr>
+        <w:spacing w:line="240" w:lineRule="auto"/>
         <w:rPr>
           <w:rFonts w:cs="Arial"/>
         </w:rPr>
@@ -326,7 +375,9 @@
     </w:p>
     <w:p>
       <w:pPr>
-        <w:rPr>
+        <w:spacing w:line="240" w:lineRule="auto"/>
+        <w:rPr>
+          <w:rFonts w:cs="Arial"/>
           <w:b/>
           <w:bCs/>
           <w:sz w:val="24"/>
@@ -335,6 +386,7 @@
       </w:pPr>
       <w:r>
         <w:rPr>
+          <w:rFonts w:cs="Arial"/>
           <w:b/>
           <w:bCs/>
           <w:sz w:val="24"/>
@@ -345,6 +397,7 @@
     </w:p>
     <w:p>
       <w:pPr>
+        <w:spacing w:line="240" w:lineRule="auto"/>
         <w:rPr>
           <w:rFonts w:cs="Arial"/>
         </w:rPr>
@@ -358,6 +411,7 @@
     </w:p>
     <w:p>
       <w:pPr>
+        <w:spacing w:line="240" w:lineRule="auto"/>
         <w:rPr>
           <w:rFonts w:cs="Arial"/>
         </w:rPr>
@@ -371,7 +425,9 @@
     </w:p>
     <w:p>
       <w:pPr>
-        <w:rPr>
+        <w:spacing w:line="240" w:lineRule="auto"/>
+        <w:rPr>
+          <w:rFonts w:cs="Arial"/>
           <w:b/>
           <w:bCs/>
           <w:sz w:val="24"/>
@@ -380,6 +436,7 @@
       </w:pPr>
       <w:r>
         <w:rPr>
+          <w:rFonts w:cs="Arial"/>
           <w:b/>
           <w:bCs/>
           <w:sz w:val="24"/>
@@ -705,7 +762,9 @@
     </w:tbl>
     <w:p>
       <w:pPr>
-        <w:rPr>
+        <w:spacing w:line="240" w:lineRule="auto"/>
+        <w:rPr>
+          <w:rFonts w:cs="Arial"/>
           <w:b/>
           <w:bCs/>
           <w:sz w:val="28"/>
@@ -715,7 +774,9 @@
     </w:p>
     <w:p>
       <w:pPr>
-        <w:rPr>
+        <w:spacing w:line="240" w:lineRule="auto"/>
+        <w:rPr>
+          <w:rFonts w:cs="Arial"/>
           <w:b/>
           <w:bCs/>
           <w:sz w:val="28"/>
@@ -724,6 +785,7 @@
       </w:pPr>
       <w:r>
         <w:rPr>
+          <w:rFonts w:cs="Arial"/>
           <w:b/>
           <w:bCs/>
           <w:sz w:val="28"/>
@@ -734,7 +796,9 @@
     </w:p>
     <w:p>
       <w:pPr>
-        <w:rPr>
+        <w:spacing w:line="240" w:lineRule="auto"/>
+        <w:rPr>
+          <w:rFonts w:cs="Arial"/>
           <w:b/>
           <w:bCs/>
           <w:sz w:val="24"/>
@@ -743,6 +807,7 @@
       </w:pPr>
       <w:r>
         <w:rPr>
+          <w:rFonts w:cs="Arial"/>
           <w:b/>
           <w:bCs/>
           <w:sz w:val="24"/>
@@ -754,6 +819,7 @@
     <w:p>
       <w:pPr>
         <w:pStyle w:val="Aufzhlungszeichen"/>
+        <w:spacing w:line="240" w:lineRule="auto"/>
         <w:ind w:left="369" w:hanging="142"/>
         <w:rPr>
           <w:rFonts w:cs="Arial"/>
@@ -769,6 +835,7 @@
     <w:p>
       <w:pPr>
         <w:pStyle w:val="Aufzhlungszeichen"/>
+        <w:spacing w:line="240" w:lineRule="auto"/>
         <w:ind w:left="369" w:hanging="142"/>
         <w:rPr>
           <w:rFonts w:cs="Arial"/>
@@ -784,6 +851,7 @@
     <w:p>
       <w:pPr>
         <w:pStyle w:val="Aufzhlungszeichen"/>
+        <w:spacing w:line="240" w:lineRule="auto"/>
         <w:ind w:left="369" w:hanging="142"/>
         <w:rPr>
           <w:rFonts w:cs="Arial"/>
@@ -799,6 +867,7 @@
     <w:p>
       <w:pPr>
         <w:pStyle w:val="Aufzhlungszeichen"/>
+        <w:spacing w:line="240" w:lineRule="auto"/>
         <w:ind w:left="369" w:hanging="142"/>
         <w:rPr>
           <w:rFonts w:cs="Arial"/>
@@ -814,6 +883,7 @@
     <w:p>
       <w:pPr>
         <w:pStyle w:val="Aufzhlungszeichen"/>
+        <w:spacing w:line="240" w:lineRule="auto"/>
         <w:ind w:left="369" w:hanging="142"/>
         <w:rPr>
           <w:rFonts w:cs="Arial"/>
@@ -828,7 +898,23 @@
     </w:p>
     <w:p>
       <w:pPr>
-        <w:rPr>
+        <w:pStyle w:val="Aufzhlungszeichen"/>
+        <w:numPr>
+          <w:ilvl w:val="0"/>
+          <w:numId w:val="0"/>
+        </w:numPr>
+        <w:spacing w:line="240" w:lineRule="auto"/>
+        <w:ind w:left="369"/>
+        <w:rPr>
+          <w:rFonts w:cs="Arial"/>
+        </w:rPr>
+      </w:pPr>
+    </w:p>
+    <w:p>
+      <w:pPr>
+        <w:spacing w:line="240" w:lineRule="auto"/>
+        <w:rPr>
+          <w:rFonts w:cs="Arial"/>
           <w:b/>
           <w:bCs/>
           <w:sz w:val="24"/>
@@ -837,6 +923,7 @@
       </w:pPr>
       <w:r>
         <w:rPr>
+          <w:rFonts w:cs="Arial"/>
           <w:b/>
           <w:bCs/>
           <w:sz w:val="24"/>
@@ -848,6 +935,7 @@
     <w:p>
       <w:pPr>
         <w:pStyle w:val="Aufzhlungszeichen"/>
+        <w:spacing w:line="240" w:lineRule="auto"/>
         <w:ind w:left="369" w:hanging="142"/>
         <w:rPr>
           <w:rFonts w:cs="Arial"/>
@@ -863,6 +951,7 @@
     <w:p>
       <w:pPr>
         <w:pStyle w:val="Aufzhlungszeichen"/>
+        <w:spacing w:line="240" w:lineRule="auto"/>
         <w:ind w:left="369" w:hanging="142"/>
         <w:rPr>
           <w:rFonts w:cs="Arial"/>
@@ -878,6 +967,7 @@
     <w:p>
       <w:pPr>
         <w:pStyle w:val="Aufzhlungszeichen"/>
+        <w:spacing w:line="240" w:lineRule="auto"/>
         <w:ind w:left="369" w:hanging="142"/>
         <w:rPr>
           <w:rFonts w:cs="Arial"/>
@@ -892,27 +982,78 @@
     </w:p>
     <w:p>
       <w:pPr>
-        <w:rPr>
+        <w:spacing w:line="240" w:lineRule="auto"/>
+        <w:rPr>
+          <w:rFonts w:cs="Arial"/>
           <w:b/>
           <w:bCs/>
           <w:sz w:val="28"/>
           <w:szCs w:val="28"/>
         </w:rPr>
       </w:pPr>
-      <w:r>
-        <w:rPr>
+    </w:p>
+    <w:p>
+      <w:pPr>
+        <w:spacing w:line="240" w:lineRule="auto"/>
+        <w:rPr>
+          <w:rFonts w:cs="Arial"/>
           <w:b/>
           <w:bCs/>
           <w:sz w:val="28"/>
           <w:szCs w:val="28"/>
         </w:rPr>
-        <w:lastRenderedPageBreak/>
+      </w:pPr>
+    </w:p>
+    <w:p>
+      <w:pPr>
+        <w:spacing w:line="240" w:lineRule="auto"/>
+        <w:rPr>
+          <w:rFonts w:cs="Arial"/>
+          <w:b/>
+          <w:bCs/>
+          <w:sz w:val="28"/>
+          <w:szCs w:val="28"/>
+        </w:rPr>
+      </w:pPr>
+    </w:p>
+    <w:p>
+      <w:pPr>
+        <w:spacing w:line="240" w:lineRule="auto"/>
+        <w:rPr>
+          <w:rFonts w:cs="Arial"/>
+          <w:b/>
+          <w:bCs/>
+          <w:sz w:val="28"/>
+          <w:szCs w:val="28"/>
+        </w:rPr>
+      </w:pPr>
+      <w:r>
+        <w:rPr>
+          <w:rFonts w:cs="Arial"/>
+          <w:b/>
+          <w:bCs/>
+          <w:sz w:val="28"/>
+          <w:szCs w:val="28"/>
+        </w:rPr>
         <w:t>4. Funktionale Anforderungen</w:t>
       </w:r>
     </w:p>
     <w:p>
       <w:pPr>
+        <w:spacing w:line="240" w:lineRule="auto"/>
+        <w:rPr>
+          <w:rFonts w:cs="Arial"/>
+          <w:b/>
+          <w:bCs/>
+          <w:sz w:val="28"/>
+          <w:szCs w:val="28"/>
+        </w:rPr>
+      </w:pPr>
+    </w:p>
+    <w:p>
+      <w:pPr>
         <w:keepLines/>
+        <w:spacing w:line="240" w:lineRule="auto"/>
         <w:rPr>
           <w:rFonts w:cs="Arial"/>
         </w:rPr>
@@ -934,6 +1075,7 @@
     <w:p>
       <w:pPr>
         <w:keepLines/>
+        <w:spacing w:line="240" w:lineRule="auto"/>
         <w:rPr>
           <w:rFonts w:cs="Arial"/>
         </w:rPr>
@@ -955,6 +1097,7 @@
     <w:p>
       <w:pPr>
         <w:keepLines/>
+        <w:spacing w:line="240" w:lineRule="auto"/>
         <w:rPr>
           <w:rFonts w:cs="Arial"/>
         </w:rPr>
@@ -976,6 +1119,7 @@
     <w:p>
       <w:pPr>
         <w:keepLines/>
+        <w:spacing w:line="240" w:lineRule="auto"/>
         <w:rPr>
           <w:rFonts w:cs="Arial"/>
         </w:rPr>
@@ -997,6 +1141,7 @@
     <w:p>
       <w:pPr>
         <w:keepLines/>
+        <w:spacing w:line="240" w:lineRule="auto"/>
         <w:rPr>
           <w:rFonts w:cs="Arial"/>
         </w:rPr>
@@ -1018,6 +1163,7 @@
     <w:p>
       <w:pPr>
         <w:keepLines/>
+        <w:spacing w:line="240" w:lineRule="auto"/>
         <w:rPr>
           <w:rFonts w:cs="Arial"/>
         </w:rPr>
@@ -1039,6 +1185,7 @@
     <w:p>
       <w:pPr>
         <w:keepLines/>
+        <w:spacing w:line="240" w:lineRule="auto"/>
         <w:rPr>
           <w:rFonts w:cs="Arial"/>
         </w:rPr>
@@ -1060,6 +1207,7 @@
     <w:p>
       <w:pPr>
         <w:keepLines/>
+        <w:spacing w:line="240" w:lineRule="auto"/>
         <w:rPr>
           <w:rFonts w:cs="Arial"/>
         </w:rPr>
@@ -1081,6 +1229,7 @@
     <w:p>
       <w:pPr>
         <w:keepLines/>
+        <w:spacing w:line="240" w:lineRule="auto"/>
         <w:rPr>
           <w:rFonts w:cs="Arial"/>
         </w:rPr>
@@ -1102,6 +1251,7 @@
     <w:p>
       <w:pPr>
         <w:keepLines/>
+        <w:spacing w:line="240" w:lineRule="auto"/>
         <w:rPr>
           <w:rFonts w:cs="Arial"/>
         </w:rPr>
@@ -1109,35 +1259,21 @@
       <w:r>
         <w:rPr>
           <w:rFonts w:cs="Arial"/>
-        </w:rPr>
-        <w:t>/</w:t>
+          <w:b/>
+        </w:rPr>
+        <w:t>/F100/</w:t>
       </w:r>
       <w:r>
         <w:rPr>
           <w:rFonts w:cs="Arial"/>
-          <w:b/>
-          <w:bCs/>
-        </w:rPr>
-        <w:t>F100</w:t>
-      </w:r>
-      <w:r>
-        <w:rPr>
-          <w:rFonts w:cs="Arial"/>
-        </w:rPr>
-        <w:t>/ Das öffentliche Dashboard muss ohne Anmeldung erreichbar sein.</w:t>
+        </w:rPr>
+        <w:t xml:space="preserve"> Das öffentliche Dashboard muss ohne Anmeldung erreichbar sein.</w:t>
       </w:r>
     </w:p>
     <w:p>
       <w:pPr>
         <w:keepLines/>
-        <w:rPr>
-          <w:rFonts w:cs="Arial"/>
-        </w:rPr>
-      </w:pPr>
-    </w:p>
-    <w:p>
-      <w:pPr>
-        <w:keepLines/>
+        <w:spacing w:line="240" w:lineRule="auto"/>
         <w:rPr>
           <w:rFonts w:cs="Arial"/>
         </w:rPr>
@@ -1145,35 +1281,21 @@
       <w:r>
         <w:rPr>
           <w:rFonts w:cs="Arial"/>
-        </w:rPr>
-        <w:t>/</w:t>
+          <w:b/>
+        </w:rPr>
+        <w:t>/F110/</w:t>
       </w:r>
       <w:r>
         <w:rPr>
           <w:rFonts w:cs="Arial"/>
-          <w:b/>
-          <w:bCs/>
-        </w:rPr>
-        <w:t>F110</w:t>
-      </w:r>
-      <w:r>
-        <w:rPr>
-          <w:rFonts w:cs="Arial"/>
-        </w:rPr>
-        <w:t>/ Für interne Funktionen muss eine Anmeldung mit Benutzername und Passwort möglich sein.</w:t>
+        </w:rPr>
+        <w:t xml:space="preserve"> Für interne Funktionen muss eine Anmeldung mit Benutzername und Passwort möglich sein.</w:t>
       </w:r>
     </w:p>
     <w:p>
       <w:pPr>
         <w:keepLines/>
-        <w:rPr>
-          <w:rFonts w:cs="Arial"/>
-        </w:rPr>
-      </w:pPr>
-    </w:p>
-    <w:p>
-      <w:pPr>
-        <w:keepLines/>
+        <w:spacing w:line="240" w:lineRule="auto"/>
         <w:rPr>
           <w:rFonts w:cs="Arial"/>
         </w:rPr>
@@ -1181,35 +1303,21 @@
       <w:r>
         <w:rPr>
           <w:rFonts w:cs="Arial"/>
-        </w:rPr>
-        <w:t>/</w:t>
+          <w:b/>
+        </w:rPr>
+        <w:t>/F120/</w:t>
       </w:r>
       <w:r>
         <w:rPr>
           <w:rFonts w:cs="Arial"/>
-          <w:b/>
-          <w:bCs/>
-        </w:rPr>
-        <w:t>F120</w:t>
-      </w:r>
-      <w:r>
-        <w:rPr>
-          <w:rFonts w:cs="Arial"/>
-        </w:rPr>
-        <w:t>/ Nach erfolgreicher Anmeldung muss eine interne Übersichtsseite bereitgestellt werden.</w:t>
+        </w:rPr>
+        <w:t xml:space="preserve"> Nach erfolgreicher Anmeldung muss eine interne Übersichtsseite bereitgestellt werden.</w:t>
       </w:r>
     </w:p>
     <w:p>
       <w:pPr>
         <w:keepLines/>
-        <w:rPr>
-          <w:rFonts w:cs="Arial"/>
-        </w:rPr>
-      </w:pPr>
-    </w:p>
-    <w:p>
-      <w:pPr>
-        <w:keepLines/>
+        <w:spacing w:line="240" w:lineRule="auto"/>
         <w:rPr>
           <w:rFonts w:cs="Arial"/>
         </w:rPr>
@@ -1217,35 +1325,21 @@
       <w:r>
         <w:rPr>
           <w:rFonts w:cs="Arial"/>
-        </w:rPr>
-        <w:t>/</w:t>
+          <w:b/>
+        </w:rPr>
+        <w:t>/F130/</w:t>
       </w:r>
       <w:r>
         <w:rPr>
           <w:rFonts w:cs="Arial"/>
-          <w:b/>
-          <w:bCs/>
-        </w:rPr>
-        <w:t>F130</w:t>
-      </w:r>
-      <w:r>
-        <w:rPr>
-          <w:rFonts w:cs="Arial"/>
-        </w:rPr>
-        <w:t>/ Der interne Bereich muss den Zugriff auf Dashboard, Grafana und weitere interne Ansichten ermöglichen.</w:t>
+        </w:rPr>
+        <w:t xml:space="preserve"> Der interne Bereich muss den Zugriff auf Dashboard, Grafana und weitere interne Ansichten ermöglichen.</w:t>
       </w:r>
     </w:p>
     <w:p>
       <w:pPr>
         <w:keepLines/>
-        <w:rPr>
-          <w:rFonts w:cs="Arial"/>
-        </w:rPr>
-      </w:pPr>
-    </w:p>
-    <w:p>
-      <w:pPr>
-        <w:keepLines/>
+        <w:spacing w:line="240" w:lineRule="auto"/>
         <w:rPr>
           <w:rFonts w:cs="Arial"/>
         </w:rPr>
@@ -1253,35 +1347,21 @@
       <w:r>
         <w:rPr>
           <w:rFonts w:cs="Arial"/>
-        </w:rPr>
-        <w:t>/</w:t>
+          <w:b/>
+        </w:rPr>
+        <w:t>/F140/</w:t>
       </w:r>
       <w:r>
         <w:rPr>
           <w:rFonts w:cs="Arial"/>
-          <w:b/>
-          <w:bCs/>
-        </w:rPr>
-        <w:t>F140</w:t>
-      </w:r>
-      <w:r>
-        <w:rPr>
-          <w:rFonts w:cs="Arial"/>
-        </w:rPr>
-        <w:t>/ Nicht angemeldete Benutzer dürfen geschützte interne Seiten nicht aufrufen.</w:t>
+        </w:rPr>
+        <w:t xml:space="preserve"> Nicht angemeldete Benutzer dürfen geschützte interne Seiten nicht aufrufen.</w:t>
       </w:r>
     </w:p>
     <w:p>
       <w:pPr>
         <w:keepLines/>
-        <w:rPr>
-          <w:rFonts w:cs="Arial"/>
-        </w:rPr>
-      </w:pPr>
-    </w:p>
-    <w:p>
-      <w:pPr>
-        <w:keepLines/>
+        <w:spacing w:line="240" w:lineRule="auto"/>
         <w:rPr>
           <w:rFonts w:cs="Arial"/>
         </w:rPr>
@@ -1289,54 +1369,181 @@
       <w:r>
         <w:rPr>
           <w:rFonts w:cs="Arial"/>
-        </w:rPr>
-        <w:t>/</w:t>
+          <w:b/>
+        </w:rPr>
+        <w:t>/F150/</w:t>
       </w:r>
       <w:r>
         <w:rPr>
           <w:rFonts w:cs="Arial"/>
-          <w:b/>
-          <w:bCs/>
-        </w:rPr>
-        <w:t>F150</w:t>
-      </w:r>
-      <w:r>
-        <w:rPr>
-          <w:rFonts w:cs="Arial"/>
-        </w:rPr>
-        <w:t>/ Benutzer müssen sich wieder abmelden können.</w:t>
+        </w:rPr>
+        <w:t xml:space="preserve"> Benutzer müssen sich wieder abmelden können.</w:t>
       </w:r>
     </w:p>
     <w:p>
       <w:pPr>
         <w:keepLines/>
-        <w:rPr>
-          <w:rFonts w:cs="Arial"/>
-        </w:rPr>
-      </w:pPr>
+        <w:spacing w:line="240" w:lineRule="auto"/>
+        <w:rPr>
+          <w:rFonts w:cs="Arial"/>
+        </w:rPr>
+      </w:pPr>
+      <w:r>
+        <w:rPr>
+          <w:rFonts w:cs="Arial"/>
+          <w:b/>
+        </w:rPr>
+        <w:t>/F160/</w:t>
+      </w:r>
+      <w:r>
+        <w:rPr>
+          <w:rFonts w:cs="Arial"/>
+        </w:rPr>
+        <w:t xml:space="preserve"> Der technische Weg eines Messwerts vom Sensor bis zum Dashboard soll in einer interaktiven Visualisierung dargestellt werden können.</w:t>
+      </w:r>
     </w:p>
     <w:p>
       <w:pPr>
-        <w:rPr>
+        <w:keepLines/>
+        <w:spacing w:line="240" w:lineRule="auto"/>
+        <w:rPr>
+          <w:rFonts w:cs="Arial"/>
+        </w:rPr>
+      </w:pPr>
+      <w:r>
+        <w:rPr>
+          <w:rFonts w:cs="Arial"/>
+          <w:b/>
+          <w:bCs/>
+        </w:rPr>
+        <w:t>/F170/</w:t>
+      </w:r>
+      <w:r>
+        <w:rPr>
+          <w:rFonts w:cs="Arial"/>
+        </w:rPr>
+        <w:t xml:space="preserve"> In der historischen Datenansicht müssen Benutzer einzelne Beete, Messgrößen und Zeiträume auswählen können.</w:t>
+      </w:r>
+    </w:p>
+    <w:p>
+      <w:pPr>
+        <w:spacing w:line="240" w:lineRule="auto"/>
+        <w:rPr>
+          <w:rFonts w:cs="Arial"/>
+        </w:rPr>
+      </w:pPr>
+    </w:p>
+    <w:p>
+      <w:pPr>
+        <w:spacing w:line="240" w:lineRule="auto"/>
+        <w:rPr>
+          <w:rFonts w:cs="Arial"/>
           <w:b/>
           <w:bCs/>
           <w:sz w:val="28"/>
           <w:szCs w:val="28"/>
         </w:rPr>
       </w:pPr>
-      <w:r>
-        <w:rPr>
+    </w:p>
+    <w:p>
+      <w:pPr>
+        <w:spacing w:line="240" w:lineRule="auto"/>
+        <w:rPr>
+          <w:rFonts w:cs="Arial"/>
           <w:b/>
           <w:bCs/>
           <w:sz w:val="28"/>
           <w:szCs w:val="28"/>
         </w:rPr>
+      </w:pPr>
+    </w:p>
+    <w:p>
+      <w:pPr>
+        <w:spacing w:line="240" w:lineRule="auto"/>
+        <w:rPr>
+          <w:rFonts w:cs="Arial"/>
+          <w:b/>
+          <w:bCs/>
+          <w:sz w:val="28"/>
+          <w:szCs w:val="28"/>
+        </w:rPr>
+      </w:pPr>
+    </w:p>
+    <w:p>
+      <w:pPr>
+        <w:spacing w:line="240" w:lineRule="auto"/>
+        <w:rPr>
+          <w:rFonts w:cs="Arial"/>
+          <w:b/>
+          <w:bCs/>
+          <w:sz w:val="28"/>
+          <w:szCs w:val="28"/>
+        </w:rPr>
+      </w:pPr>
+    </w:p>
+    <w:p>
+      <w:pPr>
+        <w:spacing w:line="240" w:lineRule="auto"/>
+        <w:rPr>
+          <w:rFonts w:cs="Arial"/>
+          <w:b/>
+          <w:bCs/>
+          <w:sz w:val="28"/>
+          <w:szCs w:val="28"/>
+        </w:rPr>
+      </w:pPr>
+    </w:p>
+    <w:p>
+      <w:pPr>
+        <w:spacing w:line="240" w:lineRule="auto"/>
+        <w:rPr>
+          <w:rFonts w:cs="Arial"/>
+          <w:b/>
+          <w:bCs/>
+          <w:sz w:val="28"/>
+          <w:szCs w:val="28"/>
+        </w:rPr>
+      </w:pPr>
+    </w:p>
+    <w:p>
+      <w:pPr>
+        <w:spacing w:line="240" w:lineRule="auto"/>
+        <w:rPr>
+          <w:rFonts w:cs="Arial"/>
+          <w:b/>
+          <w:bCs/>
+          <w:sz w:val="28"/>
+          <w:szCs w:val="28"/>
+        </w:rPr>
+      </w:pPr>
+      <w:r>
+        <w:rPr>
+          <w:rFonts w:cs="Arial"/>
+          <w:b/>
+          <w:bCs/>
+          <w:sz w:val="28"/>
+          <w:szCs w:val="28"/>
+        </w:rPr>
+        <w:lastRenderedPageBreak/>
         <w:t>5. Nichtfunktionale Anforderungen</w:t>
       </w:r>
     </w:p>
     <w:p>
       <w:pPr>
+        <w:spacing w:line="240" w:lineRule="auto"/>
+        <w:rPr>
+          <w:rFonts w:cs="Arial"/>
+          <w:b/>
+          <w:bCs/>
+          <w:sz w:val="28"/>
+          <w:szCs w:val="28"/>
+        </w:rPr>
+      </w:pPr>
+    </w:p>
+    <w:p>
+      <w:pPr>
         <w:keepLines/>
+        <w:spacing w:line="240" w:lineRule="auto"/>
         <w:rPr>
           <w:rFonts w:cs="Arial"/>
         </w:rPr>
@@ -1364,6 +1571,7 @@
     <w:p>
       <w:pPr>
         <w:keepLines/>
+        <w:spacing w:line="240" w:lineRule="auto"/>
         <w:rPr>
           <w:rFonts w:cs="Arial"/>
         </w:rPr>
@@ -1391,6 +1599,7 @@
     <w:p>
       <w:pPr>
         <w:keepLines/>
+        <w:spacing w:line="240" w:lineRule="auto"/>
         <w:rPr>
           <w:rFonts w:cs="Arial"/>
         </w:rPr>
@@ -1412,6 +1621,7 @@
     <w:p>
       <w:pPr>
         <w:keepLines/>
+        <w:spacing w:line="240" w:lineRule="auto"/>
         <w:rPr>
           <w:rFonts w:cs="Arial"/>
         </w:rPr>
@@ -1421,7 +1631,6 @@
           <w:rFonts w:cs="Arial"/>
           <w:b/>
         </w:rPr>
-        <w:lastRenderedPageBreak/>
         <w:t xml:space="preserve">/NFT20/ </w:t>
       </w:r>
       <w:r>
@@ -1434,6 +1643,7 @@
     <w:p>
       <w:pPr>
         <w:keepLines/>
+        <w:spacing w:line="240" w:lineRule="auto"/>
         <w:rPr>
           <w:rFonts w:cs="Arial"/>
         </w:rPr>
@@ -1455,6 +1665,7 @@
     <w:p>
       <w:pPr>
         <w:keepLines/>
+        <w:spacing w:line="240" w:lineRule="auto"/>
         <w:rPr>
           <w:rFonts w:cs="Arial"/>
         </w:rPr>
@@ -1476,6 +1687,7 @@
     <w:p>
       <w:pPr>
         <w:keepLines/>
+        <w:spacing w:line="240" w:lineRule="auto"/>
         <w:rPr>
           <w:rFonts w:cs="Arial"/>
         </w:rPr>
@@ -1483,71 +1695,9 @@
     </w:p>
     <w:p>
       <w:pPr>
-        <w:keepLines/>
-        <w:rPr>
-          <w:rFonts w:cs="Arial"/>
-        </w:rPr>
-      </w:pPr>
-    </w:p>
-    <w:p>
-      <w:pPr>
-        <w:keepLines/>
-        <w:rPr>
-          <w:rFonts w:cs="Arial"/>
-        </w:rPr>
-      </w:pPr>
-    </w:p>
-    <w:p>
-      <w:pPr>
-        <w:keepLines/>
-        <w:rPr>
-          <w:rFonts w:cs="Arial"/>
-        </w:rPr>
-      </w:pPr>
-    </w:p>
-    <w:p>
-      <w:pPr>
-        <w:keepLines/>
-        <w:rPr>
-          <w:rFonts w:cs="Arial"/>
-        </w:rPr>
-      </w:pPr>
-    </w:p>
-    <w:p>
-      <w:pPr>
-        <w:keepLines/>
-        <w:rPr>
-          <w:rFonts w:cs="Arial"/>
-        </w:rPr>
-      </w:pPr>
-    </w:p>
-    <w:p>
-      <w:pPr>
-        <w:keepLines/>
-        <w:rPr>
-          <w:rFonts w:cs="Arial"/>
-        </w:rPr>
-      </w:pPr>
-    </w:p>
-    <w:p>
-      <w:pPr>
-        <w:keepLines/>
-        <w:rPr>
-          <w:rFonts w:cs="Arial"/>
-        </w:rPr>
-      </w:pPr>
-    </w:p>
-    <w:p>
-      <w:pPr>
-        <w:keepLines/>
-        <w:rPr>
-          <w:rFonts w:cs="Arial"/>
-        </w:rPr>
-      </w:pPr>
-    </w:p>
-    <w:p>
-      <w:pPr>
-        <w:rPr>
+        <w:spacing w:line="240" w:lineRule="auto"/>
+        <w:rPr>
+          <w:rFonts w:cs="Arial"/>
           <w:b/>
           <w:bCs/>
           <w:sz w:val="28"/>
@@ -1556,6 +1706,7 @@
       </w:pPr>
       <w:r>
         <w:rPr>
+          <w:rFonts w:cs="Arial"/>
           <w:b/>
           <w:bCs/>
           <w:sz w:val="28"/>
@@ -1566,7 +1717,9 @@
     </w:p>
     <w:p>
       <w:pPr>
-        <w:rPr>
+        <w:spacing w:line="240" w:lineRule="auto"/>
+        <w:rPr>
+          <w:rFonts w:cs="Arial"/>
           <w:b/>
           <w:bCs/>
           <w:sz w:val="24"/>
@@ -1575,6 +1728,7 @@
       </w:pPr>
       <w:r>
         <w:rPr>
+          <w:rFonts w:cs="Arial"/>
           <w:b/>
           <w:bCs/>
           <w:sz w:val="24"/>
@@ -2080,15 +2234,30 @@
     </w:tbl>
     <w:p>
       <w:pPr>
-        <w:rPr>
+        <w:spacing w:line="240" w:lineRule="auto"/>
+        <w:rPr>
+          <w:rFonts w:cs="Arial"/>
           <w:b/>
           <w:bCs/>
           <w:sz w:val="24"/>
           <w:szCs w:val="24"/>
         </w:rPr>
       </w:pPr>
+    </w:p>
+    <w:p>
+      <w:pPr>
+        <w:spacing w:line="240" w:lineRule="auto"/>
+        <w:rPr>
+          <w:rFonts w:cs="Arial"/>
+          <w:b/>
+          <w:bCs/>
+          <w:sz w:val="24"/>
+          <w:szCs w:val="24"/>
+        </w:rPr>
+      </w:pPr>
       <w:r>
         <w:rPr>
+          <w:rFonts w:cs="Arial"/>
           <w:b/>
           <w:bCs/>
           <w:sz w:val="24"/>
@@ -2464,6 +2633,7 @@
     </w:tbl>
     <w:p>
       <w:pPr>
+        <w:spacing w:line="240" w:lineRule="auto"/>
         <w:rPr>
           <w:rFonts w:cs="Arial"/>
         </w:rPr>
@@ -2477,6 +2647,7 @@
     </w:p>
     <w:p>
       <w:pPr>
+        <w:spacing w:line="240" w:lineRule="auto"/>
         <w:rPr>
           <w:rFonts w:cs="Arial"/>
         </w:rPr>
@@ -2484,7 +2655,9 @@
     </w:p>
     <w:p>
       <w:pPr>
-        <w:rPr>
+        <w:spacing w:line="240" w:lineRule="auto"/>
+        <w:rPr>
+          <w:rFonts w:cs="Arial"/>
           <w:b/>
           <w:bCs/>
           <w:sz w:val="28"/>
@@ -2493,6 +2666,7 @@
       </w:pPr>
       <w:r>
         <w:rPr>
+          <w:rFonts w:cs="Arial"/>
           <w:b/>
           <w:bCs/>
           <w:sz w:val="28"/>
@@ -2504,6 +2678,7 @@
     <w:p>
       <w:pPr>
         <w:keepLines/>
+        <w:spacing w:line="240" w:lineRule="auto"/>
         <w:rPr>
           <w:rFonts w:cs="Arial"/>
         </w:rPr>
@@ -2513,7 +2688,6 @@
           <w:rFonts w:cs="Arial"/>
           <w:b/>
         </w:rPr>
-        <w:lastRenderedPageBreak/>
         <w:t xml:space="preserve">/P10/ </w:t>
       </w:r>
       <w:r>
@@ -2526,6 +2700,7 @@
     <w:p>
       <w:pPr>
         <w:keepLines/>
+        <w:spacing w:line="240" w:lineRule="auto"/>
         <w:rPr>
           <w:rFonts w:cs="Arial"/>
         </w:rPr>
@@ -2553,6 +2728,7 @@
     <w:p>
       <w:pPr>
         <w:keepLines/>
+        <w:spacing w:line="240" w:lineRule="auto"/>
         <w:rPr>
           <w:rFonts w:cs="Arial"/>
         </w:rPr>
@@ -2587,15 +2763,9 @@
     </w:p>
     <w:p>
       <w:pPr>
-        <w:keepLines/>
-        <w:rPr>
-          <w:rFonts w:cs="Arial"/>
-        </w:rPr>
-      </w:pPr>
-    </w:p>
-    <w:p>
-      <w:pPr>
-        <w:rPr>
+        <w:spacing w:line="240" w:lineRule="auto"/>
+        <w:rPr>
+          <w:rFonts w:cs="Arial"/>
           <w:b/>
           <w:bCs/>
           <w:sz w:val="28"/>
@@ -2604,17 +2774,20 @@
       </w:pPr>
       <w:r>
         <w:rPr>
+          <w:rFonts w:cs="Arial"/>
           <w:b/>
           <w:bCs/>
           <w:sz w:val="28"/>
           <w:szCs w:val="28"/>
         </w:rPr>
+        <w:lastRenderedPageBreak/>
         <w:t>6.4. Qualität</w:t>
       </w:r>
     </w:p>
     <w:p>
       <w:pPr>
         <w:keepLines/>
+        <w:spacing w:line="240" w:lineRule="auto"/>
         <w:rPr>
           <w:rFonts w:cs="Arial"/>
         </w:rPr>
@@ -2636,6 +2809,7 @@
     <w:p>
       <w:pPr>
         <w:keepLines/>
+        <w:spacing w:line="240" w:lineRule="auto"/>
         <w:rPr>
           <w:rFonts w:cs="Arial"/>
         </w:rPr>
@@ -2657,6 +2831,7 @@
     <w:p>
       <w:pPr>
         <w:keepLines/>
+        <w:spacing w:line="240" w:lineRule="auto"/>
         <w:rPr>
           <w:rFonts w:cs="Arial"/>
         </w:rPr>
@@ -2678,6 +2853,7 @@
     <w:p>
       <w:pPr>
         <w:keepLines/>
+        <w:spacing w:line="240" w:lineRule="auto"/>
         <w:rPr>
           <w:rFonts w:cs="Arial"/>
         </w:rPr>
@@ -2685,7 +2861,9 @@
     </w:p>
     <w:p>
       <w:pPr>
-        <w:rPr>
+        <w:spacing w:line="240" w:lineRule="auto"/>
+        <w:rPr>
+          <w:rFonts w:cs="Arial"/>
           <w:b/>
           <w:bCs/>
           <w:sz w:val="28"/>
@@ -2695,35 +2873,29 @@
     </w:p>
     <w:p>
       <w:pPr>
-        <w:rPr>
+        <w:spacing w:line="240" w:lineRule="auto"/>
+        <w:rPr>
+          <w:rFonts w:cs="Arial"/>
           <w:b/>
           <w:bCs/>
           <w:sz w:val="28"/>
           <w:szCs w:val="28"/>
         </w:rPr>
       </w:pPr>
-    </w:p>
-    <w:p>
-      <w:pPr>
-        <w:rPr>
+      <w:r>
+        <w:rPr>
+          <w:rFonts w:cs="Arial"/>
           <w:b/>
           <w:bCs/>
           <w:sz w:val="28"/>
           <w:szCs w:val="28"/>
         </w:rPr>
-      </w:pPr>
-      <w:r>
-        <w:rPr>
-          <w:b/>
-          <w:bCs/>
-          <w:sz w:val="28"/>
-          <w:szCs w:val="28"/>
-        </w:rPr>
         <w:t>7. Anhang</w:t>
       </w:r>
     </w:p>
     <w:p>
       <w:pPr>
+        <w:spacing w:line="240" w:lineRule="auto"/>
         <w:rPr>
           <w:rFonts w:cs="Arial"/>
         </w:rPr>
@@ -2738,6 +2910,7 @@
     </w:p>
     <w:p>
       <w:pPr>
+        <w:spacing w:line="240" w:lineRule="auto"/>
         <w:rPr>
           <w:rFonts w:cs="Arial"/>
         </w:rPr>
@@ -2755,6 +2928,7 @@
     </w:p>
     <w:p>
       <w:pPr>
+        <w:spacing w:line="240" w:lineRule="auto"/>
         <w:rPr>
           <w:rFonts w:cs="Arial"/>
         </w:rPr>
@@ -2769,6 +2943,7 @@
     </w:p>
     <w:p>
       <w:pPr>
+        <w:spacing w:line="240" w:lineRule="auto"/>
         <w:rPr>
           <w:rFonts w:cs="Arial"/>
         </w:rPr>
@@ -3669,7 +3844,6 @@
   <w:style w:type="character" w:default="1" w:styleId="Absatz-Standardschriftart">
     <w:name w:val="Default Paragraph Font"/>
     <w:uiPriority w:val="1"/>
-    <w:semiHidden/>
     <w:unhideWhenUsed/>
   </w:style>
   <w:style w:type="table" w:default="1" w:styleId="NormaleTabelle">
